--- a/templates/acta-policial-patrullaje.docx
+++ b/templates/acta-policial-patrullaje.docx
@@ -49,7 +49,7 @@
           <w:b w:val="0"/>
           <w:sz w:val="20"/>
         </w:rPr>
-        <w:t xml:space="preserve">Caracas, </w:t>
+        <w:t xml:space="preserve">{{CIUDAD}}, </w:t>
       </w:r>
       <w:r>
         <w:rPr>
